--- a/projects/valuepickr-open-screen/docs/Syrma SGS Technology.docx
+++ b/projects/valuepickr-open-screen/docs/Syrma SGS Technology.docx
@@ -259,6 +259,624 @@
         <w:spacing w:after="120" w:before="280"/>
       </w:pPr>
       <w:r>
+        <w:t xml:space="preserve">Guidance &amp; Expectation Gap</w:t>
+      </w:r>
+    </w:p>
+    <w:p>
+      <w:pPr>
+        <w:spacing w:after="120"/>
+      </w:pPr>
+      <w:r>
+        <w:rPr>
+          <w:i/>
+          <w:iCs/>
+          <w:color w:val="666666"/>
+          <w:sz w:val="18"/>
+          <w:szCs w:val="18"/>
+        </w:rPr>
+        <w:t xml:space="preserve">Management guidance decoded into commitments, graded on the expectation → action → operational → commercial → financial ladder, then compared to what the current price appears to assume. Method: playbook/guidance-and-expectation-gap.md.</w:t>
+      </w:r>
+    </w:p>
+    <w:p>
+      <w:pPr>
+        <w:spacing w:after="120"/>
+      </w:pPr>
+      <w:r>
+        <w:rPr>
+          <w:b/>
+          <w:bCs/>
+          <w:sz w:val="20"/>
+          <w:szCs w:val="20"/>
+        </w:rPr>
+        <w:t xml:space="preserve">Market expectation vs. our path:</w:t>
+      </w:r>
+    </w:p>
+    <w:tbl>
+      <w:tblPr>
+        <w:tblW w:type="dxa" w:w="9000"/>
+        <w:tblBorders>
+          <w:top w:val="single" w:color="auto" w:sz="4"/>
+          <w:left w:val="single" w:color="auto" w:sz="4"/>
+          <w:bottom w:val="single" w:color="auto" w:sz="4"/>
+          <w:right w:val="single" w:color="auto" w:sz="4"/>
+          <w:insideH w:val="single" w:color="auto" w:sz="4"/>
+          <w:insideV w:val="single" w:color="auto" w:sz="4"/>
+        </w:tblBorders>
+      </w:tblPr>
+      <w:tblGrid>
+        <w:gridCol w:w="3200"/>
+        <w:gridCol w:w="5800"/>
+      </w:tblGrid>
+      <w:tr>
+        <w:tc>
+          <w:tcPr>
+            <w:tcW w:type="dxa" w:w="3200"/>
+            <w:shd w:fill="F2F2F2" w:val="clear"/>
+          </w:tcPr>
+          <w:p>
+            <w:r>
+              <w:rPr>
+                <w:b/>
+                <w:bCs/>
+              </w:rPr>
+              <w:t xml:space="preserve">As of</w:t>
+            </w:r>
+          </w:p>
+        </w:tc>
+        <w:tc>
+          <w:tcPr>
+            <w:tcW w:type="dxa" w:w="5800"/>
+          </w:tcPr>
+          <w:p>
+            <w:r>
+              <w:t xml:space="preserve">2026-09-10</w:t>
+            </w:r>
+          </w:p>
+        </w:tc>
+      </w:tr>
+      <w:tr>
+        <w:tc>
+          <w:tcPr>
+            <w:tcW w:type="dxa" w:w="3200"/>
+            <w:shd w:fill="F2F2F2" w:val="clear"/>
+          </w:tcPr>
+          <w:p>
+            <w:r>
+              <w:rPr>
+                <w:b/>
+                <w:bCs/>
+              </w:rPr>
+              <w:t xml:space="preserve">Price / multiple</w:t>
+            </w:r>
+          </w:p>
+        </w:tc>
+        <w:tc>
+          <w:tcPr>
+            <w:tcW w:type="dxa" w:w="5800"/>
+          </w:tcPr>
+          <w:p>
+            <w:r>
+              <w:t xml:space="preserve">Rs 1622 · 84.2x P/E</w:t>
+            </w:r>
+          </w:p>
+        </w:tc>
+      </w:tr>
+      <w:tr>
+        <w:tc>
+          <w:tcPr>
+            <w:tcW w:type="dxa" w:w="3200"/>
+            <w:shd w:fill="F2F2F2" w:val="clear"/>
+          </w:tcPr>
+          <w:p>
+            <w:r>
+              <w:rPr>
+                <w:b/>
+                <w:bCs/>
+              </w:rPr>
+              <w:t xml:space="preserve">Right valuation lens</w:t>
+            </w:r>
+          </w:p>
+        </w:tc>
+        <w:tc>
+          <w:tcPr>
+            <w:tcW w:type="dxa" w:w="5800"/>
+          </w:tcPr>
+          <w:p>
+            <w:r>
+              <w:t xml:space="preserve">P/E</w:t>
+            </w:r>
+          </w:p>
+        </w:tc>
+      </w:tr>
+      <w:tr>
+        <w:tc>
+          <w:tcPr>
+            <w:tcW w:type="dxa" w:w="3200"/>
+            <w:shd w:fill="F2F2F2" w:val="clear"/>
+          </w:tcPr>
+          <w:p>
+            <w:r>
+              <w:rPr>
+                <w:b/>
+                <w:bCs/>
+              </w:rPr>
+              <w:t xml:space="preserve">Price implies</w:t>
+            </w:r>
+          </w:p>
+        </w:tc>
+        <w:tc>
+          <w:tcPr>
+            <w:tcW w:type="dxa" w:w="5800"/>
+          </w:tcPr>
+          <w:p>
+            <w:r>
+              <w:t xml:space="preserve">~84x trailing needs ~40%+ EPS CAGR sustained against a ~30-35x EMS-leader exit; the EBITDA-margin step-up from ~6% to 9-11% is driving PAT faster than revenue, but ROE is still ~10-14% and the stock has already doubled in six months</w:t>
+            </w:r>
+          </w:p>
+        </w:tc>
+      </w:tr>
+      <w:tr>
+        <w:tc>
+          <w:tcPr>
+            <w:tcW w:type="dxa" w:w="3200"/>
+            <w:shd w:fill="F2F2F2" w:val="clear"/>
+          </w:tcPr>
+          <w:p>
+            <w:r>
+              <w:rPr>
+                <w:b/>
+                <w:bCs/>
+              </w:rPr>
+              <w:t xml:space="preserve">Our FY27</w:t>
+            </w:r>
+          </w:p>
+        </w:tc>
+        <w:tc>
+          <w:tcPr>
+            <w:tcW w:type="dxa" w:w="5800"/>
+          </w:tcPr>
+          <w:p>
+            <w:r>
+              <w:t xml:space="preserve">revenue ~Rs 6,000-6,500 Cr (+25-35%), EBITDA margin ~10-11%, PAT +40-60% on operating leverage + mix</w:t>
+            </w:r>
+          </w:p>
+        </w:tc>
+      </w:tr>
+      <w:tr>
+        <w:tc>
+          <w:tcPr>
+            <w:tcW w:type="dxa" w:w="3200"/>
+            <w:shd w:fill="F2F2F2" w:val="clear"/>
+          </w:tcPr>
+          <w:p>
+            <w:r>
+              <w:rPr>
+                <w:b/>
+                <w:bCs/>
+              </w:rPr>
+              <w:t xml:space="preserve">Our FY28</w:t>
+            </w:r>
+          </w:p>
+        </w:tc>
+        <w:tc>
+          <w:tcPr>
+            <w:tcW w:type="dxa" w:w="5800"/>
+          </w:tcPr>
+          <w:p>
+            <w:r>
+              <w:t xml:space="preserve">revenue ~Rs 7,500-8,500 Cr, PAT growth moderating as the margin re-rating matures and PCB-fab capex weighs</w:t>
+            </w:r>
+          </w:p>
+        </w:tc>
+      </w:tr>
+      <w:tr>
+        <w:tc>
+          <w:tcPr>
+            <w:tcW w:type="dxa" w:w="3200"/>
+            <w:shd w:fill="F2F2F2" w:val="clear"/>
+          </w:tcPr>
+          <w:p>
+            <w:r>
+              <w:rPr>
+                <w:b/>
+                <w:bCs/>
+              </w:rPr>
+              <w:t xml:space="preserve">Gap direction</w:t>
+            </w:r>
+          </w:p>
+        </w:tc>
+        <w:tc>
+          <w:tcPr>
+            <w:tcW w:type="dxa" w:w="5800"/>
+          </w:tcPr>
+          <w:p>
+            <w:r>
+              <w:t xml:space="preserve">over-optimistic</w:t>
+            </w:r>
+          </w:p>
+        </w:tc>
+      </w:tr>
+      <w:tr>
+        <w:tc>
+          <w:tcPr>
+            <w:tcW w:type="dxa" w:w="3200"/>
+            <w:shd w:fill="F2F2F2" w:val="clear"/>
+          </w:tcPr>
+          <w:p>
+            <w:r>
+              <w:rPr>
+                <w:b/>
+                <w:bCs/>
+              </w:rPr>
+              <w:t xml:space="preserve">Gap type</w:t>
+            </w:r>
+          </w:p>
+        </w:tc>
+        <w:tc>
+          <w:tcPr>
+            <w:tcW w:type="dxa" w:w="5800"/>
+          </w:tcPr>
+          <w:p>
+            <w:r>
+              <w:t xml:space="preserve">margin</w:t>
+            </w:r>
+          </w:p>
+        </w:tc>
+      </w:tr>
+      <w:tr>
+        <w:tc>
+          <w:tcPr>
+            <w:tcW w:type="dxa" w:w="3200"/>
+            <w:shd w:fill="F2F2F2" w:val="clear"/>
+          </w:tcPr>
+          <w:p>
+            <w:r>
+              <w:rPr>
+                <w:b/>
+                <w:bCs/>
+              </w:rPr>
+              <w:t xml:space="preserve">Gap magnitude</w:t>
+            </w:r>
+          </w:p>
+        </w:tc>
+        <w:tc>
+          <w:tcPr>
+            <w:tcW w:type="dxa" w:w="5800"/>
+          </w:tcPr>
+          <w:p>
+            <w:r>
+              <w:t xml:space="preserve">-35% (our FY28 PAT vs implied)</w:t>
+            </w:r>
+          </w:p>
+        </w:tc>
+      </w:tr>
+      <w:tr>
+        <w:tc>
+          <w:tcPr>
+            <w:tcW w:type="dxa" w:w="3200"/>
+            <w:shd w:fill="F2F2F2" w:val="clear"/>
+          </w:tcPr>
+          <w:p>
+            <w:r>
+              <w:rPr>
+                <w:b/>
+                <w:bCs/>
+              </w:rPr>
+              <w:t xml:space="preserve">Gap basis</w:t>
+            </w:r>
+          </w:p>
+        </w:tc>
+        <w:tc>
+          <w:tcPr>
+            <w:tcW w:type="dxa" w:w="5800"/>
+          </w:tcPr>
+          <w:p>
+            <w:r>
+              <w:t xml:space="preserve">84x trailing P/E on a ~4-5% PAT-margin, ~10-14% ROE EMS contractor; the fast EBITDA-margin step-up (6%-&gt;9-11%) is a one-time mix re-rating, not a repeatable driver. Our FY28 PAT is well below the 40%+ CAGR the multiple embeds, and the stock has already doubled pricing the turnaround.</w:t>
+            </w:r>
+          </w:p>
+        </w:tc>
+      </w:tr>
+      <w:tr>
+        <w:tc>
+          <w:tcPr>
+            <w:tcW w:type="dxa" w:w="3200"/>
+            <w:shd w:fill="F2F2F2" w:val="clear"/>
+          </w:tcPr>
+          <w:p>
+            <w:r>
+              <w:rPr>
+                <w:b/>
+                <w:bCs/>
+              </w:rPr>
+              <w:t xml:space="preserve">Evidence quality</w:t>
+            </w:r>
+          </w:p>
+        </w:tc>
+        <w:tc>
+          <w:tcPr>
+            <w:tcW w:type="dxa" w:w="5800"/>
+          </w:tcPr>
+          <w:p>
+            <w:r>
+              <w:t xml:space="preserve">moderate</w:t>
+            </w:r>
+          </w:p>
+        </w:tc>
+      </w:tr>
+    </w:tbl>
+    <w:p>
+      <w:pPr>
+        <w:spacing w:after="120"/>
+      </w:pPr>
+      <w:r>
+        <w:rPr>
+          <w:i/>
+          <w:iCs/>
+          <w:color w:val="666666"/>
+          <w:sz w:val="16"/>
+          <w:szCs w:val="16"/>
+        </w:rPr>
+        <w:t xml:space="preserve">no broker consensus; implied path is a reverse-P/E estimate + screener.in forward figures + VP thread view</w:t>
+      </w:r>
+    </w:p>
+    <w:p>
+      <w:pPr>
+        <w:pStyle w:val="Heading1"/>
+        <w:spacing w:after="120" w:before="280"/>
+      </w:pPr>
+      <w:r>
+        <w:t xml:space="preserve">Ishmohit-Lens Checks (value chain · earnings quality · growth trajectory · management · quality metrics · track record · global-signal check)</w:t>
+      </w:r>
+    </w:p>
+    <w:p>
+      <w:pPr>
+        <w:spacing w:after="120"/>
+      </w:pPr>
+      <w:r>
+        <w:rPr>
+          <w:i/>
+          <w:iCs/>
+          <w:color w:val="666666"/>
+          <w:sz w:val="18"/>
+          <w:szCs w:val="18"/>
+        </w:rPr>
+        <w:t xml:space="preserve">Extra checks drawn from @ishmohit1 / SOIC methodology (playbook/ishmohit-soic-style.md): where the company sits in its value chain and what the supply side is doing, whether a margin/PAT inflection is structural or a cyclical peak, the rate-of-change of growth vs. what the multiple demands, and management quality as a positive attribute.</w:t>
+      </w:r>
+    </w:p>
+    <w:p>
+      <w:pPr>
+        <w:spacing w:after="120"/>
+      </w:pPr>
+      <w:r>
+        <w:rPr>
+          <w:b/>
+          <w:bCs/>
+          <w:sz w:val="20"/>
+          <w:szCs w:val="20"/>
+        </w:rPr>
+        <w:t xml:space="preserve">Quality metrics (ROCE · debt · FCF · margin · capex):</w:t>
+      </w:r>
+    </w:p>
+    <w:tbl>
+      <w:tblPr>
+        <w:tblW w:type="dxa" w:w="9000"/>
+        <w:tblBorders>
+          <w:top w:val="single" w:color="auto" w:sz="4"/>
+          <w:left w:val="single" w:color="auto" w:sz="4"/>
+          <w:bottom w:val="single" w:color="auto" w:sz="4"/>
+          <w:right w:val="single" w:color="auto" w:sz="4"/>
+          <w:insideH w:val="single" w:color="auto" w:sz="4"/>
+          <w:insideV w:val="single" w:color="auto" w:sz="4"/>
+        </w:tblBorders>
+      </w:tblPr>
+      <w:tblGrid>
+        <w:gridCol w:w="3200"/>
+        <w:gridCol w:w="5800"/>
+      </w:tblGrid>
+      <w:tr>
+        <w:tc>
+          <w:tcPr>
+            <w:tcW w:type="dxa" w:w="3200"/>
+            <w:shd w:fill="F2F2F2" w:val="clear"/>
+          </w:tcPr>
+          <w:p>
+            <w:r>
+              <w:rPr>
+                <w:b/>
+                <w:bCs/>
+              </w:rPr>
+              <w:t xml:space="preserve">Assessment</w:t>
+            </w:r>
+          </w:p>
+        </w:tc>
+        <w:tc>
+          <w:tcPr>
+            <w:tcW w:type="dxa" w:w="5800"/>
+          </w:tcPr>
+          <w:p>
+            <w:r>
+              <w:t xml:space="preserve">neutral</w:t>
+            </w:r>
+          </w:p>
+        </w:tc>
+      </w:tr>
+      <w:tr>
+        <w:tc>
+          <w:tcPr>
+            <w:tcW w:type="dxa" w:w="3200"/>
+            <w:shd w:fill="F2F2F2" w:val="clear"/>
+          </w:tcPr>
+          <w:p>
+            <w:r>
+              <w:rPr>
+                <w:b/>
+                <w:bCs/>
+              </w:rPr>
+              <w:t xml:space="preserve">ROCE</w:t>
+            </w:r>
+          </w:p>
+        </w:tc>
+        <w:tc>
+          <w:tcPr>
+            <w:tcW w:type="dxa" w:w="5800"/>
+          </w:tcPr>
+          <w:p>
+            <w:r>
+              <w:t xml:space="preserve">14% (stable)</w:t>
+            </w:r>
+          </w:p>
+        </w:tc>
+      </w:tr>
+      <w:tr>
+        <w:tc>
+          <w:tcPr>
+            <w:tcW w:type="dxa" w:w="3200"/>
+            <w:shd w:fill="F2F2F2" w:val="clear"/>
+          </w:tcPr>
+          <w:p>
+            <w:r>
+              <w:rPr>
+                <w:b/>
+                <w:bCs/>
+              </w:rPr>
+              <w:t xml:space="preserve">Leverage</w:t>
+            </w:r>
+          </w:p>
+        </w:tc>
+        <w:tc>
+          <w:tcPr>
+            <w:tcW w:type="dxa" w:w="5800"/>
+          </w:tcPr>
+          <w:p>
+            <w:r>
+              <w:t xml:space="preserve">Net debt/EBITDA 0.3x</w:t>
+            </w:r>
+          </w:p>
+        </w:tc>
+      </w:tr>
+      <w:tr>
+        <w:tc>
+          <w:tcPr>
+            <w:tcW w:type="dxa" w:w="3200"/>
+            <w:shd w:fill="F2F2F2" w:val="clear"/>
+          </w:tcPr>
+          <w:p>
+            <w:r>
+              <w:rPr>
+                <w:b/>
+                <w:bCs/>
+              </w:rPr>
+              <w:t xml:space="preserve">FCF conversion</w:t>
+            </w:r>
+          </w:p>
+        </w:tc>
+        <w:tc>
+          <w:tcPr>
+            <w:tcW w:type="dxa" w:w="5800"/>
+          </w:tcPr>
+          <w:p>
+            <w:r>
+              <w:t xml:space="preserve">-40%</w:t>
+            </w:r>
+          </w:p>
+        </w:tc>
+      </w:tr>
+      <w:tr>
+        <w:tc>
+          <w:tcPr>
+            <w:tcW w:type="dxa" w:w="3200"/>
+            <w:shd w:fill="F2F2F2" w:val="clear"/>
+          </w:tcPr>
+          <w:p>
+            <w:r>
+              <w:rPr>
+                <w:b/>
+                <w:bCs/>
+              </w:rPr>
+              <w:t xml:space="preserve">Margin trend</w:t>
+            </w:r>
+          </w:p>
+        </w:tc>
+        <w:tc>
+          <w:tcPr>
+            <w:tcW w:type="dxa" w:w="5800"/>
+          </w:tcPr>
+          <w:p>
+            <w:r>
+              <w:t xml:space="preserve">expanding</w:t>
+            </w:r>
+          </w:p>
+        </w:tc>
+      </w:tr>
+      <w:tr>
+        <w:tc>
+          <w:tcPr>
+            <w:tcW w:type="dxa" w:w="3200"/>
+            <w:shd w:fill="F2F2F2" w:val="clear"/>
+          </w:tcPr>
+          <w:p>
+            <w:r>
+              <w:rPr>
+                <w:b/>
+                <w:bCs/>
+              </w:rPr>
+              <w:t xml:space="preserve">Capex efficiency</w:t>
+            </w:r>
+          </w:p>
+        </w:tc>
+        <w:tc>
+          <w:tcPr>
+            <w:tcW w:type="dxa" w:w="5800"/>
+          </w:tcPr>
+          <w:p>
+            <w:r>
+              <w:t xml:space="preserve">neutral</w:t>
+            </w:r>
+          </w:p>
+        </w:tc>
+      </w:tr>
+    </w:tbl>
+    <w:p>
+      <w:pPr>
+        <w:spacing w:after="60" w:before="120"/>
+      </w:pPr>
+      <w:r>
+        <w:rPr>
+          <w:b/>
+          <w:bCs/>
+          <w:sz w:val="20"/>
+          <w:szCs w:val="20"/>
+        </w:rPr>
+        <w:t xml:space="preserve">Track record (Coffee Can persistence check): </w:t>
+      </w:r>
+      <w:r>
+        <w:rPr>
+          <w:sz w:val="20"/>
+          <w:szCs w:val="20"/>
+        </w:rPr>
+        <w:t xml:space="preserve">cleared revenue growth ≥10% AND ROCE ≥15% in 2 of the last 6 years (consistency_score 33)</w:t>
+      </w:r>
+    </w:p>
+    <w:p>
+      <w:pPr>
+        <w:spacing w:after="120"/>
+      </w:pPr>
+      <w:r>
+        <w:rPr>
+          <w:color w:val="666666"/>
+          <w:sz w:val="18"/>
+          <w:szCs w:val="18"/>
+        </w:rPr>
+        <w:t xml:space="preserve">FY21-FY26 screener. Despite ~30-60% revenue growth most years, both revenue growth &gt;=10% AND ROCE &gt;=15% cleared in only FY22 (+43%, ROCE 15%) and FY25 (+20%, 17%). FY23 (ROCE 10%), FY24 (12%) and FY26 (~13-15%, ROE 14%) missed on returns - EMS economics are structurally thin (ROE 10-14%), so the margin turnaround has not yet lifted ROCE durably above 15%.</w:t>
+      </w:r>
+    </w:p>
+    <w:p>
+      <w:pPr>
+        <w:pStyle w:val="Heading1"/>
+        <w:spacing w:after="120" w:before="280"/>
+      </w:pPr>
+      <w:r>
         <w:t xml:space="preserve">Technical Read (Weekly / Monthly MACD + Bollinger Bands, or RSI/CCI/Williams %R proxy)</w:t>
       </w:r>
     </w:p>
@@ -571,6 +1189,34 @@
           <w:szCs w:val="24"/>
         </w:rPr>
         <w:t xml:space="preserve">neither - a real quality-improvement story, but at a ~Rs 28,400 Cr valuation with ~10-12% ROE and thin EMS margins there is no credible path to a 10x in 2-3 years or a 100x in 10 years</w:t>
+      </w:r>
+    </w:p>
+    <w:p>
+      <w:pPr>
+        <w:spacing w:after="120"/>
+      </w:pPr>
+      <w:r>
+        <w:rPr>
+          <w:color w:val="666666"/>
+          <w:sz w:val="20"/>
+          <w:szCs w:val="20"/>
+        </w:rPr>
+        <w:t xml:space="preserve">4-box gate — tailwind: yes · TAM: no · moat: weak · valuation: yes  (score 2.5 / 4)</w:t>
+      </w:r>
+    </w:p>
+    <w:p>
+      <w:pPr>
+        <w:spacing w:after="120"/>
+      </w:pPr>
+      <w:r>
+        <w:rPr>
+          <w:i/>
+          <w:iCs/>
+          <w:color w:val="666666"/>
+          <w:sz w:val="20"/>
+          <w:szCs w:val="20"/>
+        </w:rPr>
+        <w:t xml:space="preserve">India-EMS PLI/ECMS/ISM 2.0 + 5yr PCB anti-dumping duty is a real structural tailwind; explicit size math (~Rs28,400cr, would need ~Rs2.8 lakh crore, larger than Dixon today) rules out tam; management-driven margin turnaround (EBITDA margin 6%-&gt;9-11%+) is real execution but EMS economics remain structurally thin (ROE~10-12%) — moat weak; cheapest valuation among listed EMS leaders (vs Dixon, Kaynes) — valuation yes.</w:t>
       </w:r>
     </w:p>
     <w:p>
